--- a/components/alloq-offer/src/alloq_offer/workshop/templates/quo_v1/layout.docx
+++ b/components/alloq-offer/src/alloq_offer/workshop/templates/quo_v1/layout.docx
@@ -1572,86 +1572,6 @@
 </w:document>
 </file>
 
-<file path=word/comments.xml><?xml version="1.0" encoding="utf-8"?>
-<w:comments xmlns:wpc="http://schemas.microsoft.com/office/word/2010/wordprocessingCanvas" xmlns:cx="http://schemas.microsoft.com/office/drawing/2014/chartex" xmlns:cx1="http://schemas.microsoft.com/office/drawing/2015/9/8/chartex" xmlns:cx2="http://schemas.microsoft.com/office/drawing/2015/10/21/chartex" xmlns:cx3="http://schemas.microsoft.com/office/drawing/2016/5/9/chartex" xmlns:cx4="http://schemas.microsoft.com/office/drawing/2016/5/10/chartex" xmlns:cx5="http://schemas.microsoft.com/office/drawing/2016/5/11/chartex" xmlns:cx6="http://schemas.microsoft.com/office/drawing/2016/5/12/chartex" xmlns:cx7="http://schemas.microsoft.com/office/drawing/2016/5/13/chartex" xmlns:cx8="http://schemas.microsoft.com/office/drawing/2016/5/14/chartex" xmlns:mc="http://schemas.openxmlformats.org/markup-compatibility/2006" xmlns:m="http://schemas.openxmlformats.org/officeDocument/2006/math" xmlns:aink="http://schemas.microsoft.com/office/drawing/2016/ink" xmlns:am3d="http://schemas.microsoft.com/office/drawing/2017/model3d" xmlns:oel="http://schemas.microsoft.com/office/2019/extlst" xmlns:r="http://schemas.openxmlformats.org/officeDocument/2006/relationships" xmlns:wp14="http://schemas.microsoft.com/office/word/2010/wordprocessingDrawing" xmlns:wp="http://schemas.openxmlformats.org/drawingml/2006/wordprocessingDrawing" xmlns:wpg="http://schemas.microsoft.com/office/word/2010/wordprocessingGroup" xmlns:wpi="http://schemas.microsoft.com/office/word/2010/wordprocessingInk" xmlns:wps="http://schemas.microsoft.com/office/word/2010/wordprocessingShape" xmlns:o="urn:schemas-microsoft-com:office:office" xmlns:v="urn:schemas-microsoft-com:vml" xmlns:w10="urn:schemas-microsoft-com:office:word" xmlns:w="http://schemas.openxmlformats.org/wordprocessingml/2006/main" xmlns:w14="http://schemas.microsoft.com/office/word/2010/wordml" xmlns:w15="http://schemas.microsoft.com/office/word/2012/wordml" xmlns:w16cex="http://schemas.microsoft.com/office/word/2018/wordml/cex" xmlns:w16cid="http://schemas.microsoft.com/office/word/2016/wordml/cid" xmlns:w16="http://schemas.microsoft.com/office/word/2018/wordml" xmlns:w16sdtdh="http://schemas.microsoft.com/office/word/2020/wordml/sdtdatahash" xmlns:w16sdtfl="http://schemas.microsoft.com/office/word/2024/wordml/sdtformatlock" xmlns:w16se="http://schemas.microsoft.com/office/word/2015/wordml/symex" xmlns:w16du="http://schemas.microsoft.com/office/word/2023/wordml/word16du" xmlns:wne="http://schemas.microsoft.com/office/word/2006/wordml" mc:Ignorable="w14 w15 w16se w16cid w16 w16cex w16sdtdh w16sdtfl w16du wp14">
-  <w:comment w:id="12" w:author="Kukielak, Dominik" w:date="2026-10-18T17:07:00Z" w:initials="DK">
-    <w:p>
-      <w:pPr>
-        <w:pStyle w:val="Kommentartext"/>
-        <w:jc w:val="left"/>
-      </w:pPr>
-      <w:r>
-        <w:rPr>
-          <w:rStyle w:val="Kommentarzeichen"/>
-        </w:rPr>
-        <w:annotationRef/>
-      </w:r>
-      <w:r>
-        <w:t>Noch prüfen und ggf mit anbieten</w:t>
-      </w:r>
-    </w:p>
-  </w:comment>
-  <w:comment w:id="30" w:author="Kukielak, Dominik" w:date="2026-10-18T17:44:00Z" w:initials="DK">
-    <w:p>
-      <w:pPr>
-        <w:pStyle w:val="Kommentartext"/>
-        <w:jc w:val="left"/>
-      </w:pPr>
-      <w:r>
-        <w:rPr>
-          <w:rStyle w:val="Kommentarzeichen"/>
-        </w:rPr>
-        <w:annotationRef/>
-      </w:r>
-      <w:r>
-        <w:t>Aufwand ist hier sehr optimistisch mit Einsatz von KI geschätzt. Wird ggf erhöht. Bitte alle noch mal prüfen</w:t>
-      </w:r>
-    </w:p>
-  </w:comment>
-  <w:comment w:id="31" w:author="Kukielak, Dominik" w:date="2026-10-18T17:41:00Z" w:initials="DK">
-    <w:p>
-      <w:pPr>
-        <w:pStyle w:val="Kommentartext"/>
-        <w:jc w:val="left"/>
-      </w:pPr>
-      <w:r>
-        <w:rPr>
-          <w:rStyle w:val="Kommentarzeichen"/>
-        </w:rPr>
-        <w:annotationRef/>
-      </w:r>
-      <w:r>
-        <w:t>NUR interne Info. Falls wir Festpreis anbieten werden wir da einen Puffer einrechnen</w:t>
-      </w:r>
-    </w:p>
-  </w:comment>
-</w:comments>
-</file>
-
-<file path=word/commentsExtended.xml><?xml version="1.0" encoding="utf-8"?>
-<w15:commentsEx xmlns:wpc="http://schemas.microsoft.com/office/word/2010/wordprocessingCanvas" xmlns:cx="http://schemas.microsoft.com/office/drawing/2014/chartex" xmlns:cx1="http://schemas.microsoft.com/office/drawing/2015/9/8/chartex" xmlns:cx2="http://schemas.microsoft.com/office/drawing/2015/10/21/chartex" xmlns:cx3="http://schemas.microsoft.com/office/drawing/2016/5/9/chartex" xmlns:cx4="http://schemas.microsoft.com/office/drawing/2016/5/10/chartex" xmlns:cx5="http://schemas.microsoft.com/office/drawing/2016/5/11/chartex" xmlns:cx6="http://schemas.microsoft.com/office/drawing/2016/5/12/chartex" xmlns:cx7="http://schemas.microsoft.com/office/drawing/2016/5/13/chartex" xmlns:cx8="http://schemas.microsoft.com/office/drawing/2016/5/14/chartex" xmlns:mc="http://schemas.openxmlformats.org/markup-compatibility/2006" xmlns:m="http://schemas.openxmlformats.org/officeDocument/2006/math" xmlns:aink="http://schemas.microsoft.com/office/drawing/2016/ink" xmlns:am3d="http://schemas.microsoft.com/office/drawing/2017/model3d" xmlns:oel="http://schemas.microsoft.com/office/2019/extlst" xmlns:r="http://schemas.openxmlformats.org/officeDocument/2006/relationships" xmlns:wp14="http://schemas.microsoft.com/office/word/2010/wordprocessingDrawing" xmlns:wp="http://schemas.openxmlformats.org/drawingml/2006/wordprocessingDrawing" xmlns:wpg="http://schemas.microsoft.com/office/word/2010/wordprocessingGroup" xmlns:wpi="http://schemas.microsoft.com/office/word/2010/wordprocessingInk" xmlns:wps="http://schemas.microsoft.com/office/word/2010/wordprocessingShape" xmlns:o="urn:schemas-microsoft-com:office:office" xmlns:v="urn:schemas-microsoft-com:vml" xmlns:w10="urn:schemas-microsoft-com:office:word" xmlns:w="http://schemas.openxmlformats.org/wordprocessingml/2006/main" xmlns:w14="http://schemas.microsoft.com/office/word/2010/wordml" xmlns:w15="http://schemas.microsoft.com/office/word/2012/wordml" xmlns:w16cex="http://schemas.microsoft.com/office/word/2018/wordml/cex" xmlns:w16cid="http://schemas.microsoft.com/office/word/2016/wordml/cid" xmlns:w16="http://schemas.microsoft.com/office/word/2018/wordml" xmlns:w16sdtdh="http://schemas.microsoft.com/office/word/2020/wordml/sdtdatahash" xmlns:w16sdtfl="http://schemas.microsoft.com/office/word/2024/wordml/sdtformatlock" xmlns:w16se="http://schemas.microsoft.com/office/word/2015/wordml/symex" xmlns:w16du="http://schemas.microsoft.com/office/word/2023/wordml/word16du" xmlns:wne="http://schemas.microsoft.com/office/word/2006/wordml" mc:Ignorable="w14 w15 w16se w16cid w16 w16cex w16sdtdh w16sdtfl w16du wp14">
-  <w15:commentEx w15:paraId="1A02611E" w15:done="0"/>
-  <w15:commentEx w15:paraId="1E95E7A7" w15:done="0"/>
-  <w15:commentEx w15:paraId="09DBE507" w15:done="0"/>
-</w15:commentsEx>
-</file>
-
-<file path=word/commentsExtensible.xml><?xml version="1.0" encoding="utf-8"?>
-<w16cex:commentsExtensible xmlns:wpc="http://schemas.microsoft.com/office/word/2010/wordprocessingCanvas" xmlns:cx="http://schemas.microsoft.com/office/drawing/2014/chartex" xmlns:cx1="http://schemas.microsoft.com/office/drawing/2015/9/8/chartex" xmlns:cx2="http://schemas.microsoft.com/office/drawing/2015/10/21/chartex" xmlns:cx3="http://schemas.microsoft.com/office/drawing/2016/5/9/chartex" xmlns:cx4="http://schemas.microsoft.com/office/drawing/2016/5/10/chartex" xmlns:cx5="http://schemas.microsoft.com/office/drawing/2016/5/11/chartex" xmlns:cx6="http://schemas.microsoft.com/office/drawing/2016/5/12/chartex" xmlns:cx7="http://schemas.microsoft.com/office/drawing/2016/5/13/chartex" xmlns:cx8="http://schemas.microsoft.com/office/drawing/2016/5/14/chartex" xmlns:cr="http://schemas.microsoft.com/office/comments/2020/reactions" xmlns:mc="http://schemas.openxmlformats.org/markup-compatibility/2006" xmlns:m="http://schemas.openxmlformats.org/officeDocument/2006/math" xmlns:aink="http://schemas.microsoft.com/office/drawing/2016/ink" xmlns:am3d="http://schemas.microsoft.com/office/drawing/2017/model3d" xmlns:oel="http://schemas.microsoft.com/office/2019/extlst" xmlns:r="http://schemas.openxmlformats.org/officeDocument/2006/relationships" xmlns:wp14="http://schemas.microsoft.com/office/word/2010/wordprocessingDrawing" xmlns:wp="http://schemas.openxmlformats.org/drawingml/2006/wordprocessingDrawing" xmlns:wpg="http://schemas.microsoft.com/office/word/2010/wordprocessingGroup" xmlns:wpi="http://schemas.microsoft.com/office/word/2010/wordprocessingInk" xmlns:wps="http://schemas.microsoft.com/office/word/2010/wordprocessingShape" xmlns:o="urn:schemas-microsoft-com:office:office" xmlns:v="urn:schemas-microsoft-com:vml" xmlns:w10="urn:schemas-microsoft-com:office:word" xmlns:w="http://schemas.openxmlformats.org/wordprocessingml/2006/main" xmlns:w14="http://schemas.microsoft.com/office/word/2010/wordml" xmlns:w15="http://schemas.microsoft.com/office/word/2012/wordml" xmlns:w16cex="http://schemas.microsoft.com/office/word/2018/wordml/cex" xmlns:w16cid="http://schemas.microsoft.com/office/word/2016/wordml/cid" xmlns:w16="http://schemas.microsoft.com/office/word/2018/wordml" xmlns:w16sdtdh="http://schemas.microsoft.com/office/word/2020/wordml/sdtdatahash" xmlns:w16sdtfl="http://schemas.microsoft.com/office/word/2024/wordml/sdtformatlock" xmlns:w16se="http://schemas.microsoft.com/office/word/2015/wordml/symex" xmlns:w16du="http://schemas.microsoft.com/office/word/2023/wordml/word16du" xmlns:wne="http://schemas.microsoft.com/office/word/2006/wordml" mc:Ignorable="w14 w15 w16se w16cid w16 w16cex w16sdtdh w16sdtfl cr w16du wp14">
-  <w16cex:commentExtensible w16cex:durableId="4677D021" w16cex:dateUtc="2026-10-18T15:07:00Z"/>
-  <w16cex:commentExtensible w16cex:durableId="3B5FFE9E" w16cex:dateUtc="2026-10-18T15:44:00Z"/>
-  <w16cex:commentExtensible w16cex:durableId="58790CCF" w16cex:dateUtc="2026-10-18T15:41:00Z"/>
-</w16cex:commentsExtensible>
-</file>
-
-<file path=word/commentsIds.xml><?xml version="1.0" encoding="utf-8"?>
-<w16cid:commentsIds xmlns:wpc="http://schemas.microsoft.com/office/word/2010/wordprocessingCanvas" xmlns:cx="http://schemas.microsoft.com/office/drawing/2014/chartex" xmlns:cx1="http://schemas.microsoft.com/office/drawing/2015/9/8/chartex" xmlns:cx2="http://schemas.microsoft.com/office/drawing/2015/10/21/chartex" xmlns:cx3="http://schemas.microsoft.com/office/drawing/2016/5/9/chartex" xmlns:cx4="http://schemas.microsoft.com/office/drawing/2016/5/10/chartex" xmlns:cx5="http://schemas.microsoft.com/office/drawing/2016/5/11/chartex" xmlns:cx6="http://schemas.microsoft.com/office/drawing/2016/5/12/chartex" xmlns:cx7="http://schemas.microsoft.com/office/drawing/2016/5/13/chartex" xmlns:cx8="http://schemas.microsoft.com/office/drawing/2016/5/14/chartex" xmlns:mc="http://schemas.openxmlformats.org/markup-compatibility/2006" xmlns:m="http://schemas.openxmlformats.org/officeDocument/2006/math" xmlns:aink="http://schemas.microsoft.com/office/drawing/2016/ink" xmlns:am3d="http://schemas.microsoft.com/office/drawing/2017/model3d" xmlns:oel="http://schemas.microsoft.com/office/2019/extlst" xmlns:r="http://schemas.openxmlformats.org/officeDocument/2006/relationships" xmlns:wp14="http://schemas.microsoft.com/office/word/2010/wordprocessingDrawing" xmlns:wp="http://schemas.openxmlformats.org/drawingml/2006/wordprocessingDrawing" xmlns:wpg="http://schemas.microsoft.com/office/word/2010/wordprocessingGroup" xmlns:wpi="http://schemas.microsoft.com/office/word/2010/wordprocessingInk" xmlns:wps="http://schemas.microsoft.com/office/word/2010/wordprocessingShape" xmlns:o="urn:schemas-microsoft-com:office:office" xmlns:v="urn:schemas-microsoft-com:vml" xmlns:w10="urn:schemas-microsoft-com:office:word" xmlns:w="http://schemas.openxmlformats.org/wordprocessingml/2006/main" xmlns:w14="http://schemas.microsoft.com/office/word/2010/wordml" xmlns:w15="http://schemas.microsoft.com/office/word/2012/wordml" xmlns:w16cex="http://schemas.microsoft.com/office/word/2018/wordml/cex" xmlns:w16cid="http://schemas.microsoft.com/office/word/2016/wordml/cid" xmlns:w16="http://schemas.microsoft.com/office/word/2018/wordml" xmlns:w16sdtdh="http://schemas.microsoft.com/office/word/2020/wordml/sdtdatahash" xmlns:w16sdtfl="http://schemas.microsoft.com/office/word/2024/wordml/sdtformatlock" xmlns:w16se="http://schemas.microsoft.com/office/word/2015/wordml/symex" xmlns:w16du="http://schemas.microsoft.com/office/word/2023/wordml/word16du" xmlns:wne="http://schemas.microsoft.com/office/word/2006/wordml" mc:Ignorable="w14 w15 w16se w16cid w16 w16cex w16sdtdh w16sdtfl w16du wp14">
-  <w16cid:commentId w16cid:paraId="1A02611E" w16cid:durableId="4677D021"/>
-  <w16cid:commentId w16cid:paraId="1E95E7A7" w16cid:durableId="3B5FFE9E"/>
-  <w16cid:commentId w16cid:paraId="09DBE507" w16cid:durableId="58790CCF"/>
-</w16cid:commentsIds>
-</file>
-
 <file path=word/endnotes.xml><?xml version="1.0" encoding="utf-8"?>
 <w:endnotes xmlns:wpc="http://schemas.microsoft.com/office/word/2010/wordprocessingCanvas" xmlns:cx="http://schemas.microsoft.com/office/drawing/2014/chartex" xmlns:cx1="http://schemas.microsoft.com/office/drawing/2015/9/8/chartex" xmlns:cx2="http://schemas.microsoft.com/office/drawing/2015/10/21/chartex" xmlns:cx3="http://schemas.microsoft.com/office/drawing/2016/5/9/chartex" xmlns:cx4="http://schemas.microsoft.com/office/drawing/2016/5/10/chartex" xmlns:cx5="http://schemas.microsoft.com/office/drawing/2016/5/11/chartex" xmlns:cx6="http://schemas.microsoft.com/office/drawing/2016/5/12/chartex" xmlns:cx7="http://schemas.microsoft.com/office/drawing/2016/5/13/chartex" xmlns:cx8="http://schemas.microsoft.com/office/drawing/2016/5/14/chartex" xmlns:mc="http://schemas.openxmlformats.org/markup-compatibility/2006" xmlns:m="http://schemas.openxmlformats.org/officeDocument/2006/math" xmlns:aink="http://schemas.microsoft.com/office/drawing/2016/ink" xmlns:am3d="http://schemas.microsoft.com/office/drawing/2017/model3d" xmlns:oel="http://schemas.microsoft.com/office/2019/extlst" xmlns:r="http://schemas.openxmlformats.org/officeDocument/2006/relationships" xmlns:wp14="http://schemas.microsoft.com/office/word/2010/wordprocessingDrawing" xmlns:wp="http://schemas.openxmlformats.org/drawingml/2006/wordprocessingDrawing" xmlns:wpg="http://schemas.microsoft.com/office/word/2010/wordprocessingGroup" xmlns:wpi="http://schemas.microsoft.com/office/word/2010/wordprocessingInk" xmlns:wps="http://schemas.microsoft.com/office/word/2010/wordprocessingShape" xmlns:o="urn:schemas-microsoft-com:office:office" xmlns:v="urn:schemas-microsoft-com:vml" xmlns:w10="urn:schemas-microsoft-com:office:word" xmlns:w="http://schemas.openxmlformats.org/wordprocessingml/2006/main" xmlns:w14="http://schemas.microsoft.com/office/word/2010/wordml" xmlns:w15="http://schemas.microsoft.com/office/word/2012/wordml" xmlns:w16cex="http://schemas.microsoft.com/office/word/2018/wordml/cex" xmlns:w16cid="http://schemas.microsoft.com/office/word/2016/wordml/cid" xmlns:w16="http://schemas.microsoft.com/office/word/2018/wordml" xmlns:w16sdtdh="http://schemas.microsoft.com/office/word/2020/wordml/sdtdatahash" xmlns:w16sdtfl="http://schemas.microsoft.com/office/word/2024/wordml/sdtformatlock" xmlns:w16se="http://schemas.microsoft.com/office/word/2015/wordml/symex" xmlns:w16du="http://schemas.microsoft.com/office/word/2023/wordml/word16du" xmlns:wne="http://schemas.microsoft.com/office/word/2006/wordml" mc:Ignorable="w14 w15 w16se w16cid w16 w16cex w16sdtdh w16sdtfl w16du wp14">
   <w:endnote w:type="separator" w:id="-1">
@@ -5574,14 +5494,6 @@
   </w:num>
   <w:numIdMacAtCleanup w:val="34"/>
 </w:numbering>
-</file>
-
-<file path=word/people.xml><?xml version="1.0" encoding="utf-8"?>
-<w15:people xmlns:wpc="http://schemas.microsoft.com/office/word/2010/wordprocessingCanvas" xmlns:cx="http://schemas.microsoft.com/office/drawing/2014/chartex" xmlns:cx1="http://schemas.microsoft.com/office/drawing/2015/9/8/chartex" xmlns:cx2="http://schemas.microsoft.com/office/drawing/2015/10/21/chartex" xmlns:cx3="http://schemas.microsoft.com/office/drawing/2016/5/9/chartex" xmlns:cx4="http://schemas.microsoft.com/office/drawing/2016/5/10/chartex" xmlns:cx5="http://schemas.microsoft.com/office/drawing/2016/5/11/chartex" xmlns:cx6="http://schemas.microsoft.com/office/drawing/2016/5/12/chartex" xmlns:cx7="http://schemas.microsoft.com/office/drawing/2016/5/13/chartex" xmlns:cx8="http://schemas.microsoft.com/office/drawing/2016/5/14/chartex" xmlns:mc="http://schemas.openxmlformats.org/markup-compatibility/2006" xmlns:m="http://schemas.openxmlformats.org/officeDocument/2006/math" xmlns:aink="http://schemas.microsoft.com/office/drawing/2016/ink" xmlns:am3d="http://schemas.microsoft.com/office/drawing/2017/model3d" xmlns:oel="http://schemas.microsoft.com/office/2019/extlst" xmlns:r="http://schemas.openxmlformats.org/officeDocument/2006/relationships" xmlns:wp14="http://schemas.microsoft.com/office/word/2010/wordprocessingDrawing" xmlns:wp="http://schemas.openxmlformats.org/drawingml/2006/wordprocessingDrawing" xmlns:wpg="http://schemas.microsoft.com/office/word/2010/wordprocessingGroup" xmlns:wpi="http://schemas.microsoft.com/office/word/2010/wordprocessingInk" xmlns:wps="http://schemas.microsoft.com/office/word/2010/wordprocessingShape" xmlns:o="urn:schemas-microsoft-com:office:office" xmlns:v="urn:schemas-microsoft-com:vml" xmlns:w10="urn:schemas-microsoft-com:office:word" xmlns:w="http://schemas.openxmlformats.org/wordprocessingml/2006/main" xmlns:w14="http://schemas.microsoft.com/office/word/2010/wordml" xmlns:w15="http://schemas.microsoft.com/office/word/2012/wordml" xmlns:w16cex="http://schemas.microsoft.com/office/word/2018/wordml/cex" xmlns:w16cid="http://schemas.microsoft.com/office/word/2016/wordml/cid" xmlns:w16="http://schemas.microsoft.com/office/word/2018/wordml" xmlns:w16sdtdh="http://schemas.microsoft.com/office/word/2020/wordml/sdtdatahash" xmlns:w16sdtfl="http://schemas.microsoft.com/office/word/2024/wordml/sdtformatlock" xmlns:w16se="http://schemas.microsoft.com/office/word/2015/wordml/symex" xmlns:w16du="http://schemas.microsoft.com/office/word/2023/wordml/word16du" xmlns:wne="http://schemas.microsoft.com/office/word/2006/wordml" mc:Ignorable="w14 w15 w16se w16cid w16 w16cex w16sdtdh w16sdtfl w16du wp14">
-  <w15:person w15:author="Kukielak, Dominik">
-    <w15:presenceInfo w15:providerId="AD" w15:userId="S::Dominik.Kukielak@bertelsmann.de::0db8105d-e437-4b9a-bf71-24962ab62b17"/>
-  </w15:person>
-</w15:people>
 </file>
 
 <file path=word/styles.xml><?xml version="1.0" encoding="utf-8"?>
@@ -9545,330 +9457,4 @@
     </a:ext>
   </a:extLst>
 </a:theme>
-</file>
-
-<file path=customXml/item1.xml><?xml version="1.0" encoding="utf-8"?>
-<CoverPageProperties xmlns="http://schemas.microsoft.com/office/2006/coverPageProps">
-  <PublishDate>2015-06-25T00:00:00</PublishDate>
-  <Abstract/>
-  <CompanyAddress/>
-  <CompanyPhone/>
-  <CompanyFax/>
-  <CompanyEmail/>
-</CoverPageProperties>
-</file>
-
-<file path=customXml/item2.xml><?xml version="1.0" encoding="utf-8"?>
-<ct:contentTypeSchema xmlns:ct="http://schemas.microsoft.com/office/2006/metadata/contentType" xmlns:ma="http://schemas.microsoft.com/office/2006/metadata/properties/metaAttributes" ct:_="" ma:_="" ma:contentTypeName="Document" ma:contentTypeID="0x0101000D6215BA6789504B9C078B465E01F5BE" ma:contentTypeVersion="3" ma:contentTypeDescription="Create a new document." ma:contentTypeScope="" ma:versionID="60c73624f1e6eb6052faa4046f9581b7">
-  <xsd:schema xmlns:xsd="http://www.w3.org/2001/XMLSchema" xmlns:xs="http://www.w3.org/2001/XMLSchema" xmlns:p="http://schemas.microsoft.com/office/2006/metadata/properties" xmlns:ns2="ef2aa88a-5f2f-4f2b-9a3e-77c70cb46416" xmlns:ns3="8ea0e270-3fbb-43cb-b780-4fe6c7c785ed" targetNamespace="http://schemas.microsoft.com/office/2006/metadata/properties" ma:root="true" ma:fieldsID="c989b12a12e4847712727d52d0440aa5" ns2:_="" ns3:_="">
-    <xsd:import namespace="ef2aa88a-5f2f-4f2b-9a3e-77c70cb46416"/>
-    <xsd:import namespace="8ea0e270-3fbb-43cb-b780-4fe6c7c785ed"/>
-    <xsd:element name="properties">
-      <xsd:complexType>
-        <xsd:sequence>
-          <xsd:element name="documentManagement">
-            <xsd:complexType>
-              <xsd:all>
-                <xsd:element ref="ns2:_dlc_DocId" minOccurs="0"/>
-                <xsd:element ref="ns2:_dlc_DocIdUrl" minOccurs="0"/>
-                <xsd:element ref="ns2:_dlc_DocIdPersistId" minOccurs="0"/>
-                <xsd:element ref="ns3:MediaServiceMetadata" minOccurs="0"/>
-                <xsd:element ref="ns3:MediaServiceFastMetadata" minOccurs="0"/>
-                <xsd:element ref="ns3:MediaServiceSearchProperties" minOccurs="0"/>
-              </xsd:all>
-            </xsd:complexType>
-          </xsd:element>
-        </xsd:sequence>
-      </xsd:complexType>
-    </xsd:element>
-  </xsd:schema>
-  <xsd:schema xmlns:xsd="http://www.w3.org/2001/XMLSchema" xmlns:xs="http://www.w3.org/2001/XMLSchema" xmlns:dms="http://schemas.microsoft.com/office/2006/documentManagement/types" xmlns:pc="http://schemas.microsoft.com/office/infopath/2007/PartnerControls" targetNamespace="ef2aa88a-5f2f-4f2b-9a3e-77c70cb46416" elementFormDefault="qualified">
-    <xsd:import namespace="http://schemas.microsoft.com/office/2006/documentManagement/types"/>
-    <xsd:import namespace="http://schemas.microsoft.com/office/infopath/2007/PartnerControls"/>
-    <xsd:element name="_dlc_DocId" ma:index="8" nillable="true" ma:displayName="Document ID Value" ma:description="The value of the document ID assigned to this item." ma:indexed="true" ma:internalName="_dlc_DocId" ma:readOnly="true">
-      <xsd:simpleType>
-        <xsd:restriction base="dms:Text"/>
-      </xsd:simpleType>
-    </xsd:element>
-    <xsd:element name="_dlc_DocIdUrl" ma:index="9" nillable="true" ma:displayName="Document ID" ma:description="Permanent link to this document." ma:hidden="true" ma:internalName="_dlc_DocIdUrl" ma:readOnly="true">
-      <xsd:complexType>
-        <xsd:complexContent>
-          <xsd:extension base="dms:URL">
-            <xsd:sequence>
-              <xsd:element name="Url" type="dms:ValidUrl" minOccurs="0" nillable="true"/>
-              <xsd:element name="Description" type="xsd:string" nillable="true"/>
-            </xsd:sequence>
-          </xsd:extension>
-        </xsd:complexContent>
-      </xsd:complexType>
-    </xsd:element>
-    <xsd:element name="_dlc_DocIdPersistId" ma:index="10" nillable="true" ma:displayName="Beständige ID" ma:description="ID beim Hinzufügen beibehalten." ma:hidden="true" ma:internalName="_dlc_DocIdPersistId" ma:readOnly="true">
-      <xsd:simpleType>
-        <xsd:restriction base="dms:Boolean"/>
-      </xsd:simpleType>
-    </xsd:element>
-  </xsd:schema>
-  <xsd:schema xmlns:xsd="http://www.w3.org/2001/XMLSchema" xmlns:xs="http://www.w3.org/2001/XMLSchema" xmlns:dms="http://schemas.microsoft.com/office/2006/documentManagement/types" xmlns:pc="http://schemas.microsoft.com/office/infopath/2007/PartnerControls" targetNamespace="8ea0e270-3fbb-43cb-b780-4fe6c7c785ed" elementFormDefault="qualified">
-    <xsd:import namespace="http://schemas.microsoft.com/office/2006/documentManagement/types"/>
-    <xsd:import namespace="http://schemas.microsoft.com/office/infopath/2007/PartnerControls"/>
-    <xsd:element name="MediaServiceMetadata" ma:index="11" nillable="true" ma:displayName="MediaServiceMetadata" ma:hidden="true" ma:internalName="MediaServiceMetadata" ma:readOnly="true">
-      <xsd:simpleType>
-        <xsd:restriction base="dms:Note"/>
-      </xsd:simpleType>
-    </xsd:element>
-    <xsd:element name="MediaServiceFastMetadata" ma:index="12" nillable="true" ma:displayName="MediaServiceFastMetadata" ma:hidden="true" ma:internalName="MediaServiceFastMetadata" ma:readOnly="true">
-      <xsd:simpleType>
-        <xsd:restriction base="dms:Note"/>
-      </xsd:simpleType>
-    </xsd:element>
-    <xsd:element name="MediaServiceSearchProperties" ma:index="13" nillable="true" ma:displayName="MediaServiceSearchProperties" ma:hidden="true" ma:internalName="MediaServiceSearchProperties" ma:readOnly="true">
-      <xsd:simpleType>
-        <xsd:restriction base="dms:Note"/>
-      </xsd:simpleType>
-    </xsd:element>
-  </xsd:schema>
-  <xsd:schema xmlns="http://schemas.openxmlformats.org/package/2006/metadata/core-properties" xmlns:xsd="http://www.w3.org/2001/XMLSchema" xmlns:xsi="http://www.w3.org/2001/XMLSchema-instance" xmlns:dc="http://purl.org/dc/elements/1.1/" xmlns:dcterms="http://purl.org/dc/terms/" xmlns:odoc="http://schemas.microsoft.com/internal/obd" targetNamespace="http://schemas.openxmlformats.org/package/2006/metadata/core-properties" elementFormDefault="qualified" attributeFormDefault="unqualified" blockDefault="#all">
-    <xsd:import namespace="http://purl.org/dc/elements/1.1/" schemaLocation="http://dublincore.org/schemas/xmls/qdc/2003/04/02/dc.xsd"/>
-    <xsd:import namespace="http://purl.org/dc/terms/" schemaLocation="http://dublincore.org/schemas/xmls/qdc/2003/04/02/dcterms.xsd"/>
-    <xsd:element name="coreProperties" type="CT_coreProperties"/>
-    <xsd:complexType name="CT_coreProperties">
-      <xsd:all>
-        <xsd:element ref="dc:creator" minOccurs="0" maxOccurs="1"/>
-        <xsd:element ref="dcterms:created" minOccurs="0" maxOccurs="1"/>
-        <xsd:element ref="dc:identifier" minOccurs="0" maxOccurs="1"/>
-        <xsd:element name="contentType" minOccurs="0" maxOccurs="1" type="xsd:string" ma:index="0" ma:displayName="Content Type"/>
-        <xsd:element ref="dc:title" minOccurs="0" maxOccurs="1" ma:index="4" ma:displayName="Title"/>
-        <xsd:element ref="dc:subject" minOccurs="0" maxOccurs="1"/>
-        <xsd:element ref="dc:description" minOccurs="0" maxOccurs="1"/>
-        <xsd:element name="keywords" minOccurs="0" maxOccurs="1" type="xsd:string"/>
-        <xsd:element ref="dc:language" minOccurs="0" maxOccurs="1"/>
-        <xsd:element name="category" minOccurs="0" maxOccurs="1" type="xsd:string"/>
-        <xsd:element name="version" minOccurs="0" maxOccurs="1" type="xsd:string"/>
-        <xsd:element name="revision" minOccurs="0" maxOccurs="1" type="xsd:string">
-          <xsd:annotation>
-            <xsd:documentation>
-                        This value indicates the number of saves or revisions. The application is responsible for updating this value after each revision.
-                    </xsd:documentation>
-          </xsd:annotation>
-        </xsd:element>
-        <xsd:element name="lastModifiedBy" minOccurs="0" maxOccurs="1" type="xsd:string"/>
-        <xsd:element ref="dcterms:modified" minOccurs="0" maxOccurs="1"/>
-        <xsd:element name="contentStatus" minOccurs="0" maxOccurs="1" type="xsd:string"/>
-      </xsd:all>
-    </xsd:complexType>
-  </xsd:schema>
-  <xs:schema xmlns:pc="http://schemas.microsoft.com/office/infopath/2007/PartnerControls" xmlns:xs="http://www.w3.org/2001/XMLSchema" targetNamespace="http://schemas.microsoft.com/office/infopath/2007/PartnerControls" elementFormDefault="qualified" attributeFormDefault="unqualified">
-    <xs:element name="Person">
-      <xs:complexType>
-        <xs:sequence>
-          <xs:element ref="pc:DisplayName" minOccurs="0"/>
-          <xs:element ref="pc:AccountId" minOccurs="0"/>
-          <xs:element ref="pc:AccountType" minOccurs="0"/>
-        </xs:sequence>
-      </xs:complexType>
-    </xs:element>
-    <xs:element name="DisplayName" type="xs:string"/>
-    <xs:element name="AccountId" type="xs:string"/>
-    <xs:element name="AccountType" type="xs:string"/>
-    <xs:element name="BDCAssociatedEntity">
-      <xs:complexType>
-        <xs:sequence>
-          <xs:element ref="pc:BDCEntity" minOccurs="0" maxOccurs="unbounded"/>
-        </xs:sequence>
-        <xs:attribute ref="pc:EntityNamespace"/>
-        <xs:attribute ref="pc:EntityName"/>
-        <xs:attribute ref="pc:SystemInstanceName"/>
-        <xs:attribute ref="pc:AssociationName"/>
-      </xs:complexType>
-    </xs:element>
-    <xs:attribute name="EntityNamespace" type="xs:string"/>
-    <xs:attribute name="EntityName" type="xs:string"/>
-    <xs:attribute name="SystemInstanceName" type="xs:string"/>
-    <xs:attribute name="AssociationName" type="xs:string"/>
-    <xs:element name="BDCEntity">
-      <xs:complexType>
-        <xs:sequence>
-          <xs:element ref="pc:EntityDisplayName" minOccurs="0"/>
-          <xs:element ref="pc:EntityInstanceReference" minOccurs="0"/>
-          <xs:element ref="pc:EntityId1" minOccurs="0"/>
-          <xs:element ref="pc:EntityId2" minOccurs="0"/>
-          <xs:element ref="pc:EntityId3" minOccurs="0"/>
-          <xs:element ref="pc:EntityId4" minOccurs="0"/>
-          <xs:element ref="pc:EntityId5" minOccurs="0"/>
-        </xs:sequence>
-      </xs:complexType>
-    </xs:element>
-    <xs:element name="EntityDisplayName" type="xs:string"/>
-    <xs:element name="EntityInstanceReference" type="xs:string"/>
-    <xs:element name="EntityId1" type="xs:string"/>
-    <xs:element name="EntityId2" type="xs:string"/>
-    <xs:element name="EntityId3" type="xs:string"/>
-    <xs:element name="EntityId4" type="xs:string"/>
-    <xs:element name="EntityId5" type="xs:string"/>
-    <xs:element name="Terms">
-      <xs:complexType>
-        <xs:sequence>
-          <xs:element ref="pc:TermInfo" minOccurs="0" maxOccurs="unbounded"/>
-        </xs:sequence>
-      </xs:complexType>
-    </xs:element>
-    <xs:element name="TermInfo">
-      <xs:complexType>
-        <xs:sequence>
-          <xs:element ref="pc:TermName" minOccurs="0"/>
-          <xs:element ref="pc:TermId" minOccurs="0"/>
-        </xs:sequence>
-      </xs:complexType>
-    </xs:element>
-    <xs:element name="TermName" type="xs:string"/>
-    <xs:element name="TermId" type="xs:string"/>
-  </xs:schema>
-</ct:contentTypeSchema>
-</file>
-
-<file path=customXml/item3.xml><?xml version="1.0" encoding="utf-8"?>
-<b:Sources xmlns:b="http://schemas.openxmlformats.org/officeDocument/2006/bibliography" xmlns="http://schemas.openxmlformats.org/officeDocument/2006/bibliography" SelectedStyle="\APA.XSL" StyleName="APA"/>
-</file>
-
-<file path=customXml/item4.xml><?xml version="1.0" encoding="utf-8"?>
-<?mso-contentType ?>
-<FormTemplates xmlns="http://schemas.microsoft.com/sharepoint/v3/contenttype/forms">
-  <Display>DocumentLibraryForm</Display>
-  <Edit>DocumentLibraryForm</Edit>
-  <New>DocumentLibraryForm</New>
-</FormTemplates>
-</file>
-
-<file path=customXml/item5.xml><?xml version="1.0" encoding="utf-8"?>
-<p:properties xmlns:p="http://schemas.microsoft.com/office/2006/metadata/properties" xmlns:xsi="http://www.w3.org/2001/XMLSchema-instance">
-  <documentManagement>
-    <_dlc_DocId xmlns="ef2aa88a-5f2f-4f2b-9a3e-77c70cb46416">YJ5ERM4U3UEJ-1892916435-9</_dlc_DocId>
-    <_dlc_DocIdUrl xmlns="ef2aa88a-5f2f-4f2b-9a3e-77c70cb46416">
-      <Url>https://bertelsmann.sharepoint.com/sites/bportal_asyscrm_treysta_ingenieure/_layouts/15/DocIdRedir.aspx?ID=YJ5ERM4U3UEJ-1892916435-9</Url>
-      <Description>YJ5ERM4U3UEJ-1892916435-9</Description>
-    </_dlc_DocIdUrl>
-  </documentManagement>
-</p:properties>
-</file>
-
-<file path=customXml/item6.xml><?xml version="1.0" encoding="utf-8"?>
-<b:Sources xmlns:b="http://schemas.openxmlformats.org/officeDocument/2006/bibliography" xmlns="http://schemas.openxmlformats.org/officeDocument/2006/bibliography" SelectedStyle="\APA.XSL" StyleName="APA"/>
-</file>
-
-<file path=customXml/item7.xml><?xml version="1.0" encoding="utf-8"?>
-<?mso-contentType ?>
-<spe:Receivers xmlns:spe="http://schemas.microsoft.com/sharepoint/events">
-  <Receiver>
-    <Name>Document ID Generator</Name>
-    <Synchronization>Synchronous</Synchronization>
-    <Type>10001</Type>
-    <SequenceNumber>1000</SequenceNumber>
-    <Url/>
-    <Assembly>Microsoft.Office.DocumentManagement, Version=16.0.0.0, Culture=neutral, PublicKeyToken=71e9bce111e9429c</Assembly>
-    <Class>Microsoft.Office.DocumentManagement.Internal.DocIdHandler</Class>
-    <Data/>
-    <Filter/>
-  </Receiver>
-  <Receiver>
-    <Name>Document ID Generator</Name>
-    <Synchronization>Synchronous</Synchronization>
-    <Type>10002</Type>
-    <SequenceNumber>1001</SequenceNumber>
-    <Url/>
-    <Assembly>Microsoft.Office.DocumentManagement, Version=16.0.0.0, Culture=neutral, PublicKeyToken=71e9bce111e9429c</Assembly>
-    <Class>Microsoft.Office.DocumentManagement.Internal.DocIdHandler</Class>
-    <Data/>
-    <Filter/>
-  </Receiver>
-  <Receiver>
-    <Name>Document ID Generator</Name>
-    <Synchronization>Synchronous</Synchronization>
-    <Type>10004</Type>
-    <SequenceNumber>1002</SequenceNumber>
-    <Url/>
-    <Assembly>Microsoft.Office.DocumentManagement, Version=16.0.0.0, Culture=neutral, PublicKeyToken=71e9bce111e9429c</Assembly>
-    <Class>Microsoft.Office.DocumentManagement.Internal.DocIdHandler</Class>
-    <Data/>
-    <Filter/>
-  </Receiver>
-  <Receiver>
-    <Name>Document ID Generator</Name>
-    <Synchronization>Synchronous</Synchronization>
-    <Type>10006</Type>
-    <SequenceNumber>1003</SequenceNumber>
-    <Url/>
-    <Assembly>Microsoft.Office.DocumentManagement, Version=16.0.0.0, Culture=neutral, PublicKeyToken=71e9bce111e9429c</Assembly>
-    <Class>Microsoft.Office.DocumentManagement.Internal.DocIdHandler</Class>
-    <Data/>
-    <Filter/>
-  </Receiver>
-</spe:Receivers>
-</file>
-
-<file path=customXml/itemProps1.xml><?xml version="1.0" encoding="utf-8"?>
-<ds:datastoreItem xmlns:ds="http://schemas.openxmlformats.org/officeDocument/2006/customXml" ds:itemID="{55AF091B-3C7A-41E3-B477-F2FDAA23CFDA}">
-  <ds:schemaRefs>
-    <ds:schemaRef ds:uri="http://schemas.microsoft.com/office/2006/coverPageProps"/>
-  </ds:schemaRefs>
-</ds:datastoreItem>
-</file>
-
-<file path=customXml/itemProps2.xml><?xml version="1.0" encoding="utf-8"?>
-<ds:datastoreItem xmlns:ds="http://schemas.openxmlformats.org/officeDocument/2006/customXml" ds:itemID="{73E359C7-2824-446B-9AA9-0015C6990311}">
-  <ds:schemaRefs>
-    <ds:schemaRef ds:uri="http://schemas.microsoft.com/office/2006/metadata/contentType"/>
-    <ds:schemaRef ds:uri="http://schemas.microsoft.com/office/2006/metadata/properties/metaAttributes"/>
-    <ds:schemaRef ds:uri="http://www.w3.org/2001/XMLSchema"/>
-    <ds:schemaRef ds:uri="http://schemas.microsoft.com/office/2006/metadata/properties"/>
-    <ds:schemaRef ds:uri="ef2aa88a-5f2f-4f2b-9a3e-77c70cb46416"/>
-    <ds:schemaRef ds:uri="8ea0e270-3fbb-43cb-b780-4fe6c7c785ed"/>
-    <ds:schemaRef ds:uri="http://schemas.microsoft.com/office/2006/documentManagement/types"/>
-    <ds:schemaRef ds:uri="http://schemas.microsoft.com/office/infopath/2007/PartnerControls"/>
-    <ds:schemaRef ds:uri="http://schemas.openxmlformats.org/package/2006/metadata/core-properties"/>
-    <ds:schemaRef ds:uri="http://purl.org/dc/elements/1.1/"/>
-    <ds:schemaRef ds:uri="http://purl.org/dc/terms/"/>
-    <ds:schemaRef ds:uri="http://schemas.microsoft.com/internal/obd"/>
-  </ds:schemaRefs>
-</ds:datastoreItem>
-</file>
-
-<file path=customXml/itemProps3.xml><?xml version="1.0" encoding="utf-8"?>
-<ds:datastoreItem xmlns:ds="http://schemas.openxmlformats.org/officeDocument/2006/customXml" ds:itemID="{A6A4B003-5E1C-4636-A4C0-53DFAA04D9A7}">
-  <ds:schemaRefs>
-    <ds:schemaRef ds:uri="http://schemas.openxmlformats.org/officeDocument/2006/bibliography"/>
-  </ds:schemaRefs>
-</ds:datastoreItem>
-</file>
-
-<file path=customXml/itemProps4.xml><?xml version="1.0" encoding="utf-8"?>
-<ds:datastoreItem xmlns:ds="http://schemas.openxmlformats.org/officeDocument/2006/customXml" ds:itemID="{0FEB3BCA-3898-4690-9F7C-9C15F9E29480}">
-  <ds:schemaRefs>
-    <ds:schemaRef ds:uri="http://schemas.microsoft.com/sharepoint/v3/contenttype/forms"/>
-  </ds:schemaRefs>
-</ds:datastoreItem>
-</file>
-
-<file path=customXml/itemProps5.xml><?xml version="1.0" encoding="utf-8"?>
-<ds:datastoreItem xmlns:ds="http://schemas.openxmlformats.org/officeDocument/2006/customXml" ds:itemID="{CF44966F-7DBF-45EE-AD2A-F3864ED07B21}">
-  <ds:schemaRefs>
-    <ds:schemaRef ds:uri="http://schemas.microsoft.com/office/2006/metadata/properties"/>
-    <ds:schemaRef ds:uri="ef2aa88a-5f2f-4f2b-9a3e-77c70cb46416"/>
-  </ds:schemaRefs>
-</ds:datastoreItem>
-</file>
-
-<file path=customXml/itemProps6.xml><?xml version="1.0" encoding="utf-8"?>
-<ds:datastoreItem xmlns:ds="http://schemas.openxmlformats.org/officeDocument/2006/customXml" ds:itemID="{232617A1-FA74-4A98-8811-0C3918DF6EC8}">
-  <ds:schemaRefs>
-    <ds:schemaRef ds:uri="http://schemas.openxmlformats.org/officeDocument/2006/bibliography"/>
-  </ds:schemaRefs>
-</ds:datastoreItem>
-</file>
-
-<file path=customXml/itemProps7.xml><?xml version="1.0" encoding="utf-8"?>
-<ds:datastoreItem xmlns:ds="http://schemas.openxmlformats.org/officeDocument/2006/customXml" ds:itemID="{C6C34024-52C7-4416-A8D7-455B64B83BF7}">
-  <ds:schemaRefs>
-    <ds:schemaRef ds:uri="http://schemas.microsoft.com/sharepoint/events"/>
-  </ds:schemaRefs>
-</ds:datastoreItem>
 </file>